--- a/doc/培训平台报价单_v2.docx
+++ b/doc/培训平台报价单_v2.docx
@@ -54,22 +54,6 @@
         <w:gridCol w:w="6803"/>
       </w:tblGrid>
       <w:tr>
-        <w:tblPrEx>
-          <w:tblBorders>
-            <w:top w:val="single" w:color="000000" w:sz="4" w:space="0"/>
-            <w:left w:val="single" w:color="000000" w:sz="4" w:space="0"/>
-            <w:bottom w:val="single" w:color="000000" w:sz="4" w:space="0"/>
-            <w:right w:val="single" w:color="000000" w:sz="4" w:space="0"/>
-            <w:insideH w:val="single" w:color="000000" w:sz="4" w:space="0"/>
-            <w:insideV w:val="single" w:color="000000" w:sz="4" w:space="0"/>
-          </w:tblBorders>
-          <w:tblCellMar>
-            <w:top w:w="0" w:type="dxa"/>
-            <w:left w:w="108" w:type="dxa"/>
-            <w:bottom w:w="0" w:type="dxa"/>
-            <w:right w:w="108" w:type="dxa"/>
-          </w:tblCellMar>
-        </w:tblPrEx>
         <w:trPr>
           <w:jc w:val="center"/>
         </w:trPr>
@@ -110,22 +94,6 @@
         </w:tc>
       </w:tr>
       <w:tr>
-        <w:tblPrEx>
-          <w:tblBorders>
-            <w:top w:val="single" w:color="000000" w:sz="4" w:space="0"/>
-            <w:left w:val="single" w:color="000000" w:sz="4" w:space="0"/>
-            <w:bottom w:val="single" w:color="000000" w:sz="4" w:space="0"/>
-            <w:right w:val="single" w:color="000000" w:sz="4" w:space="0"/>
-            <w:insideH w:val="single" w:color="000000" w:sz="4" w:space="0"/>
-            <w:insideV w:val="single" w:color="000000" w:sz="4" w:space="0"/>
-          </w:tblBorders>
-          <w:tblCellMar>
-            <w:top w:w="0" w:type="dxa"/>
-            <w:left w:w="108" w:type="dxa"/>
-            <w:bottom w:w="0" w:type="dxa"/>
-            <w:right w:w="108" w:type="dxa"/>
-          </w:tblCellMar>
-        </w:tblPrEx>
         <w:trPr>
           <w:jc w:val="center"/>
         </w:trPr>
@@ -166,22 +134,6 @@
         </w:tc>
       </w:tr>
       <w:tr>
-        <w:tblPrEx>
-          <w:tblBorders>
-            <w:top w:val="single" w:color="000000" w:sz="4" w:space="0"/>
-            <w:left w:val="single" w:color="000000" w:sz="4" w:space="0"/>
-            <w:bottom w:val="single" w:color="000000" w:sz="4" w:space="0"/>
-            <w:right w:val="single" w:color="000000" w:sz="4" w:space="0"/>
-            <w:insideH w:val="single" w:color="000000" w:sz="4" w:space="0"/>
-            <w:insideV w:val="single" w:color="000000" w:sz="4" w:space="0"/>
-          </w:tblBorders>
-          <w:tblCellMar>
-            <w:top w:w="0" w:type="dxa"/>
-            <w:left w:w="108" w:type="dxa"/>
-            <w:bottom w:w="0" w:type="dxa"/>
-            <w:right w:w="108" w:type="dxa"/>
-          </w:tblCellMar>
-        </w:tblPrEx>
         <w:trPr>
           <w:jc w:val="center"/>
         </w:trPr>
@@ -222,22 +174,6 @@
         </w:tc>
       </w:tr>
       <w:tr>
-        <w:tblPrEx>
-          <w:tblBorders>
-            <w:top w:val="single" w:color="000000" w:sz="4" w:space="0"/>
-            <w:left w:val="single" w:color="000000" w:sz="4" w:space="0"/>
-            <w:bottom w:val="single" w:color="000000" w:sz="4" w:space="0"/>
-            <w:right w:val="single" w:color="000000" w:sz="4" w:space="0"/>
-            <w:insideH w:val="single" w:color="000000" w:sz="4" w:space="0"/>
-            <w:insideV w:val="single" w:color="000000" w:sz="4" w:space="0"/>
-          </w:tblBorders>
-          <w:tblCellMar>
-            <w:top w:w="0" w:type="dxa"/>
-            <w:left w:w="108" w:type="dxa"/>
-            <w:bottom w:w="0" w:type="dxa"/>
-            <w:right w:w="108" w:type="dxa"/>
-          </w:tblCellMar>
-        </w:tblPrEx>
         <w:trPr>
           <w:jc w:val="center"/>
         </w:trPr>
@@ -318,22 +254,6 @@
         <w:gridCol w:w="1359"/>
       </w:tblGrid>
       <w:tr>
-        <w:tblPrEx>
-          <w:tblBorders>
-            <w:top w:val="single" w:color="000000" w:sz="4" w:space="0"/>
-            <w:left w:val="single" w:color="000000" w:sz="4" w:space="0"/>
-            <w:bottom w:val="single" w:color="000000" w:sz="4" w:space="0"/>
-            <w:right w:val="single" w:color="000000" w:sz="4" w:space="0"/>
-            <w:insideH w:val="single" w:color="000000" w:sz="4" w:space="0"/>
-            <w:insideV w:val="single" w:color="000000" w:sz="4" w:space="0"/>
-          </w:tblBorders>
-          <w:tblCellMar>
-            <w:top w:w="0" w:type="dxa"/>
-            <w:left w:w="108" w:type="dxa"/>
-            <w:bottom w:w="0" w:type="dxa"/>
-            <w:right w:w="108" w:type="dxa"/>
-          </w:tblCellMar>
-        </w:tblPrEx>
         <w:trPr>
           <w:trHeight w:val="0" w:hRule="atLeast"/>
           <w:tblHeader/>
@@ -499,22 +419,6 @@
         </w:tc>
       </w:tr>
       <w:tr>
-        <w:tblPrEx>
-          <w:tblBorders>
-            <w:top w:val="single" w:color="000000" w:sz="4" w:space="0"/>
-            <w:left w:val="single" w:color="000000" w:sz="4" w:space="0"/>
-            <w:bottom w:val="single" w:color="000000" w:sz="4" w:space="0"/>
-            <w:right w:val="single" w:color="000000" w:sz="4" w:space="0"/>
-            <w:insideH w:val="single" w:color="000000" w:sz="4" w:space="0"/>
-            <w:insideV w:val="single" w:color="000000" w:sz="4" w:space="0"/>
-          </w:tblBorders>
-          <w:tblCellMar>
-            <w:top w:w="0" w:type="dxa"/>
-            <w:left w:w="108" w:type="dxa"/>
-            <w:bottom w:w="0" w:type="dxa"/>
-            <w:right w:w="108" w:type="dxa"/>
-          </w:tblCellMar>
-        </w:tblPrEx>
         <w:trPr>
           <w:trHeight w:val="0" w:hRule="atLeast"/>
           <w:jc w:val="center"/>
@@ -569,22 +473,6 @@
         </w:tc>
       </w:tr>
       <w:tr>
-        <w:tblPrEx>
-          <w:tblBorders>
-            <w:top w:val="single" w:color="000000" w:sz="4" w:space="0"/>
-            <w:left w:val="single" w:color="000000" w:sz="4" w:space="0"/>
-            <w:bottom w:val="single" w:color="000000" w:sz="4" w:space="0"/>
-            <w:right w:val="single" w:color="000000" w:sz="4" w:space="0"/>
-            <w:insideH w:val="single" w:color="000000" w:sz="4" w:space="0"/>
-            <w:insideV w:val="single" w:color="000000" w:sz="4" w:space="0"/>
-          </w:tblBorders>
-          <w:tblCellMar>
-            <w:top w:w="0" w:type="dxa"/>
-            <w:left w:w="108" w:type="dxa"/>
-            <w:bottom w:w="0" w:type="dxa"/>
-            <w:right w:w="108" w:type="dxa"/>
-          </w:tblCellMar>
-        </w:tblPrEx>
         <w:trPr>
           <w:trHeight w:val="0" w:hRule="atLeast"/>
           <w:jc w:val="center"/>
@@ -621,7 +509,7 @@
           </w:tcPr>
           <w:p>
             <w:r>
-              <w:t>3</w:t>
+              <w:t>2</w:t>
             </w:r>
           </w:p>
         </w:tc>
@@ -633,28 +521,12 @@
           </w:tcPr>
           <w:p>
             <w:r>
-              <w:t>3,000</w:t>
+              <w:t>2,000</w:t>
             </w:r>
           </w:p>
         </w:tc>
       </w:tr>
       <w:tr>
-        <w:tblPrEx>
-          <w:tblBorders>
-            <w:top w:val="single" w:color="000000" w:sz="4" w:space="0"/>
-            <w:left w:val="single" w:color="000000" w:sz="4" w:space="0"/>
-            <w:bottom w:val="single" w:color="000000" w:sz="4" w:space="0"/>
-            <w:right w:val="single" w:color="000000" w:sz="4" w:space="0"/>
-            <w:insideH w:val="single" w:color="000000" w:sz="4" w:space="0"/>
-            <w:insideV w:val="single" w:color="000000" w:sz="4" w:space="0"/>
-          </w:tblBorders>
-          <w:tblCellMar>
-            <w:top w:w="0" w:type="dxa"/>
-            <w:left w:w="108" w:type="dxa"/>
-            <w:bottom w:w="0" w:type="dxa"/>
-            <w:right w:w="108" w:type="dxa"/>
-          </w:tblCellMar>
-        </w:tblPrEx>
         <w:trPr>
           <w:trHeight w:val="0" w:hRule="atLeast"/>
           <w:jc w:val="center"/>
@@ -719,22 +591,6 @@
         </w:tc>
       </w:tr>
       <w:tr>
-        <w:tblPrEx>
-          <w:tblBorders>
-            <w:top w:val="single" w:color="000000" w:sz="4" w:space="0"/>
-            <w:left w:val="single" w:color="000000" w:sz="4" w:space="0"/>
-            <w:bottom w:val="single" w:color="000000" w:sz="4" w:space="0"/>
-            <w:right w:val="single" w:color="000000" w:sz="4" w:space="0"/>
-            <w:insideH w:val="single" w:color="000000" w:sz="4" w:space="0"/>
-            <w:insideV w:val="single" w:color="000000" w:sz="4" w:space="0"/>
-          </w:tblBorders>
-          <w:tblCellMar>
-            <w:top w:w="0" w:type="dxa"/>
-            <w:left w:w="108" w:type="dxa"/>
-            <w:bottom w:w="0" w:type="dxa"/>
-            <w:right w:w="108" w:type="dxa"/>
-          </w:tblCellMar>
-        </w:tblPrEx>
         <w:trPr>
           <w:trHeight w:val="0" w:hRule="atLeast"/>
           <w:jc w:val="center"/>
@@ -771,7 +627,7 @@
           </w:tcPr>
           <w:p>
             <w:r>
-              <w:t>2</w:t>
+              <w:t>0</w:t>
             </w:r>
           </w:p>
         </w:tc>
@@ -789,22 +645,6 @@
         </w:tc>
       </w:tr>
       <w:tr>
-        <w:tblPrEx>
-          <w:tblBorders>
-            <w:top w:val="single" w:color="000000" w:sz="4" w:space="0"/>
-            <w:left w:val="single" w:color="000000" w:sz="4" w:space="0"/>
-            <w:bottom w:val="single" w:color="000000" w:sz="4" w:space="0"/>
-            <w:right w:val="single" w:color="000000" w:sz="4" w:space="0"/>
-            <w:insideH w:val="single" w:color="000000" w:sz="4" w:space="0"/>
-            <w:insideV w:val="single" w:color="000000" w:sz="4" w:space="0"/>
-          </w:tblBorders>
-          <w:tblCellMar>
-            <w:top w:w="0" w:type="dxa"/>
-            <w:left w:w="108" w:type="dxa"/>
-            <w:bottom w:w="0" w:type="dxa"/>
-            <w:right w:w="108" w:type="dxa"/>
-          </w:tblCellMar>
-        </w:tblPrEx>
         <w:trPr>
           <w:trHeight w:val="90" w:hRule="atLeast"/>
           <w:jc w:val="center"/>
@@ -859,22 +699,6 @@
         </w:tc>
       </w:tr>
       <w:tr>
-        <w:tblPrEx>
-          <w:tblBorders>
-            <w:top w:val="single" w:color="000000" w:sz="4" w:space="0"/>
-            <w:left w:val="single" w:color="000000" w:sz="4" w:space="0"/>
-            <w:bottom w:val="single" w:color="000000" w:sz="4" w:space="0"/>
-            <w:right w:val="single" w:color="000000" w:sz="4" w:space="0"/>
-            <w:insideH w:val="single" w:color="000000" w:sz="4" w:space="0"/>
-            <w:insideV w:val="single" w:color="000000" w:sz="4" w:space="0"/>
-          </w:tblBorders>
-          <w:tblCellMar>
-            <w:top w:w="0" w:type="dxa"/>
-            <w:left w:w="108" w:type="dxa"/>
-            <w:bottom w:w="0" w:type="dxa"/>
-            <w:right w:w="108" w:type="dxa"/>
-          </w:tblCellMar>
-        </w:tblPrEx>
         <w:trPr>
           <w:trHeight w:val="0" w:hRule="atLeast"/>
           <w:jc w:val="center"/>
@@ -929,22 +753,6 @@
         </w:tc>
       </w:tr>
       <w:tr>
-        <w:tblPrEx>
-          <w:tblBorders>
-            <w:top w:val="single" w:color="000000" w:sz="4" w:space="0"/>
-            <w:left w:val="single" w:color="000000" w:sz="4" w:space="0"/>
-            <w:bottom w:val="single" w:color="000000" w:sz="4" w:space="0"/>
-            <w:right w:val="single" w:color="000000" w:sz="4" w:space="0"/>
-            <w:insideH w:val="single" w:color="000000" w:sz="4" w:space="0"/>
-            <w:insideV w:val="single" w:color="000000" w:sz="4" w:space="0"/>
-          </w:tblBorders>
-          <w:tblCellMar>
-            <w:top w:w="0" w:type="dxa"/>
-            <w:left w:w="108" w:type="dxa"/>
-            <w:bottom w:w="0" w:type="dxa"/>
-            <w:right w:w="108" w:type="dxa"/>
-          </w:tblCellMar>
-        </w:tblPrEx>
         <w:trPr>
           <w:trHeight w:val="0" w:hRule="atLeast"/>
           <w:jc w:val="center"/>
@@ -999,22 +807,6 @@
         </w:tc>
       </w:tr>
       <w:tr>
-        <w:tblPrEx>
-          <w:tblBorders>
-            <w:top w:val="single" w:color="000000" w:sz="4" w:space="0"/>
-            <w:left w:val="single" w:color="000000" w:sz="4" w:space="0"/>
-            <w:bottom w:val="single" w:color="000000" w:sz="4" w:space="0"/>
-            <w:right w:val="single" w:color="000000" w:sz="4" w:space="0"/>
-            <w:insideH w:val="single" w:color="000000" w:sz="4" w:space="0"/>
-            <w:insideV w:val="single" w:color="000000" w:sz="4" w:space="0"/>
-          </w:tblBorders>
-          <w:tblCellMar>
-            <w:top w:w="0" w:type="dxa"/>
-            <w:left w:w="108" w:type="dxa"/>
-            <w:bottom w:w="0" w:type="dxa"/>
-            <w:right w:w="108" w:type="dxa"/>
-          </w:tblCellMar>
-        </w:tblPrEx>
         <w:trPr>
           <w:trHeight w:val="0" w:hRule="atLeast"/>
           <w:jc w:val="center"/>
@@ -1069,22 +861,6 @@
         </w:tc>
       </w:tr>
       <w:tr>
-        <w:tblPrEx>
-          <w:tblBorders>
-            <w:top w:val="single" w:color="000000" w:sz="4" w:space="0"/>
-            <w:left w:val="single" w:color="000000" w:sz="4" w:space="0"/>
-            <w:bottom w:val="single" w:color="000000" w:sz="4" w:space="0"/>
-            <w:right w:val="single" w:color="000000" w:sz="4" w:space="0"/>
-            <w:insideH w:val="single" w:color="000000" w:sz="4" w:space="0"/>
-            <w:insideV w:val="single" w:color="000000" w:sz="4" w:space="0"/>
-          </w:tblBorders>
-          <w:tblCellMar>
-            <w:top w:w="0" w:type="dxa"/>
-            <w:left w:w="108" w:type="dxa"/>
-            <w:bottom w:w="0" w:type="dxa"/>
-            <w:right w:w="108" w:type="dxa"/>
-          </w:tblCellMar>
-        </w:tblPrEx>
         <w:trPr>
           <w:trHeight w:val="0" w:hRule="atLeast"/>
           <w:jc w:val="center"/>
@@ -1139,22 +915,6 @@
         </w:tc>
       </w:tr>
       <w:tr>
-        <w:tblPrEx>
-          <w:tblBorders>
-            <w:top w:val="single" w:color="000000" w:sz="4" w:space="0"/>
-            <w:left w:val="single" w:color="000000" w:sz="4" w:space="0"/>
-            <w:bottom w:val="single" w:color="000000" w:sz="4" w:space="0"/>
-            <w:right w:val="single" w:color="000000" w:sz="4" w:space="0"/>
-            <w:insideH w:val="single" w:color="000000" w:sz="4" w:space="0"/>
-            <w:insideV w:val="single" w:color="000000" w:sz="4" w:space="0"/>
-          </w:tblBorders>
-          <w:tblCellMar>
-            <w:top w:w="0" w:type="dxa"/>
-            <w:left w:w="108" w:type="dxa"/>
-            <w:bottom w:w="0" w:type="dxa"/>
-            <w:right w:w="108" w:type="dxa"/>
-          </w:tblCellMar>
-        </w:tblPrEx>
         <w:trPr>
           <w:trHeight w:val="0" w:hRule="atLeast"/>
           <w:jc w:val="center"/>
@@ -1209,22 +969,6 @@
         </w:tc>
       </w:tr>
       <w:tr>
-        <w:tblPrEx>
-          <w:tblBorders>
-            <w:top w:val="single" w:color="000000" w:sz="4" w:space="0"/>
-            <w:left w:val="single" w:color="000000" w:sz="4" w:space="0"/>
-            <w:bottom w:val="single" w:color="000000" w:sz="4" w:space="0"/>
-            <w:right w:val="single" w:color="000000" w:sz="4" w:space="0"/>
-            <w:insideH w:val="single" w:color="000000" w:sz="4" w:space="0"/>
-            <w:insideV w:val="single" w:color="000000" w:sz="4" w:space="0"/>
-          </w:tblBorders>
-          <w:tblCellMar>
-            <w:top w:w="0" w:type="dxa"/>
-            <w:left w:w="108" w:type="dxa"/>
-            <w:bottom w:w="0" w:type="dxa"/>
-            <w:right w:w="108" w:type="dxa"/>
-          </w:tblCellMar>
-        </w:tblPrEx>
         <w:trPr>
           <w:trHeight w:val="0" w:hRule="atLeast"/>
           <w:jc w:val="center"/>
@@ -1279,22 +1023,6 @@
         </w:tc>
       </w:tr>
       <w:tr>
-        <w:tblPrEx>
-          <w:tblBorders>
-            <w:top w:val="single" w:color="000000" w:sz="4" w:space="0"/>
-            <w:left w:val="single" w:color="000000" w:sz="4" w:space="0"/>
-            <w:bottom w:val="single" w:color="000000" w:sz="4" w:space="0"/>
-            <w:right w:val="single" w:color="000000" w:sz="4" w:space="0"/>
-            <w:insideH w:val="single" w:color="000000" w:sz="4" w:space="0"/>
-            <w:insideV w:val="single" w:color="000000" w:sz="4" w:space="0"/>
-          </w:tblBorders>
-          <w:tblCellMar>
-            <w:top w:w="0" w:type="dxa"/>
-            <w:left w:w="108" w:type="dxa"/>
-            <w:bottom w:w="0" w:type="dxa"/>
-            <w:right w:w="108" w:type="dxa"/>
-          </w:tblCellMar>
-        </w:tblPrEx>
         <w:trPr>
           <w:trHeight w:val="0" w:hRule="atLeast"/>
           <w:jc w:val="center"/>
@@ -1331,7 +1059,7 @@
           </w:tcPr>
           <w:p>
             <w:r>
-              <w:t>5</w:t>
+              <w:t>4</w:t>
             </w:r>
           </w:p>
         </w:tc>
@@ -1343,28 +1071,12 @@
           </w:tcPr>
           <w:p>
             <w:r>
-              <w:t>5,000</w:t>
+              <w:t>4,000</w:t>
             </w:r>
           </w:p>
         </w:tc>
       </w:tr>
       <w:tr>
-        <w:tblPrEx>
-          <w:tblBorders>
-            <w:top w:val="single" w:color="000000" w:sz="4" w:space="0"/>
-            <w:left w:val="single" w:color="000000" w:sz="4" w:space="0"/>
-            <w:bottom w:val="single" w:color="000000" w:sz="4" w:space="0"/>
-            <w:right w:val="single" w:color="000000" w:sz="4" w:space="0"/>
-            <w:insideH w:val="single" w:color="000000" w:sz="4" w:space="0"/>
-            <w:insideV w:val="single" w:color="000000" w:sz="4" w:space="0"/>
-          </w:tblBorders>
-          <w:tblCellMar>
-            <w:top w:w="0" w:type="dxa"/>
-            <w:left w:w="108" w:type="dxa"/>
-            <w:bottom w:w="0" w:type="dxa"/>
-            <w:right w:w="108" w:type="dxa"/>
-          </w:tblCellMar>
-        </w:tblPrEx>
         <w:trPr>
           <w:trHeight w:val="0" w:hRule="atLeast"/>
           <w:jc w:val="center"/>
@@ -1419,22 +1131,6 @@
         </w:tc>
       </w:tr>
       <w:tr>
-        <w:tblPrEx>
-          <w:tblBorders>
-            <w:top w:val="single" w:color="000000" w:sz="4" w:space="0"/>
-            <w:left w:val="single" w:color="000000" w:sz="4" w:space="0"/>
-            <w:bottom w:val="single" w:color="000000" w:sz="4" w:space="0"/>
-            <w:right w:val="single" w:color="000000" w:sz="4" w:space="0"/>
-            <w:insideH w:val="single" w:color="000000" w:sz="4" w:space="0"/>
-            <w:insideV w:val="single" w:color="000000" w:sz="4" w:space="0"/>
-          </w:tblBorders>
-          <w:tblCellMar>
-            <w:top w:w="0" w:type="dxa"/>
-            <w:left w:w="108" w:type="dxa"/>
-            <w:bottom w:w="0" w:type="dxa"/>
-            <w:right w:w="108" w:type="dxa"/>
-          </w:tblCellMar>
-        </w:tblPrEx>
         <w:trPr>
           <w:trHeight w:val="0" w:hRule="atLeast"/>
           <w:jc w:val="center"/>
@@ -1489,22 +1185,6 @@
         </w:tc>
       </w:tr>
       <w:tr>
-        <w:tblPrEx>
-          <w:tblBorders>
-            <w:top w:val="single" w:color="000000" w:sz="4" w:space="0"/>
-            <w:left w:val="single" w:color="000000" w:sz="4" w:space="0"/>
-            <w:bottom w:val="single" w:color="000000" w:sz="4" w:space="0"/>
-            <w:right w:val="single" w:color="000000" w:sz="4" w:space="0"/>
-            <w:insideH w:val="single" w:color="000000" w:sz="4" w:space="0"/>
-            <w:insideV w:val="single" w:color="000000" w:sz="4" w:space="0"/>
-          </w:tblBorders>
-          <w:tblCellMar>
-            <w:top w:w="0" w:type="dxa"/>
-            <w:left w:w="108" w:type="dxa"/>
-            <w:bottom w:w="0" w:type="dxa"/>
-            <w:right w:w="108" w:type="dxa"/>
-          </w:tblCellMar>
-        </w:tblPrEx>
         <w:trPr>
           <w:trHeight w:val="0" w:hRule="atLeast"/>
           <w:jc w:val="center"/>
@@ -1541,7 +1221,7 @@
           </w:tcPr>
           <w:p>
             <w:r>
-              <w:t>2</w:t>
+              <w:t>1</w:t>
             </w:r>
           </w:p>
         </w:tc>
@@ -1553,28 +1233,12 @@
           </w:tcPr>
           <w:p>
             <w:r>
-              <w:t>2,000</w:t>
+              <w:t>1,000</w:t>
             </w:r>
           </w:p>
         </w:tc>
       </w:tr>
       <w:tr>
-        <w:tblPrEx>
-          <w:tblBorders>
-            <w:top w:val="single" w:color="000000" w:sz="4" w:space="0"/>
-            <w:left w:val="single" w:color="000000" w:sz="4" w:space="0"/>
-            <w:bottom w:val="single" w:color="000000" w:sz="4" w:space="0"/>
-            <w:right w:val="single" w:color="000000" w:sz="4" w:space="0"/>
-            <w:insideH w:val="single" w:color="000000" w:sz="4" w:space="0"/>
-            <w:insideV w:val="single" w:color="000000" w:sz="4" w:space="0"/>
-          </w:tblBorders>
-          <w:tblCellMar>
-            <w:top w:w="0" w:type="dxa"/>
-            <w:left w:w="108" w:type="dxa"/>
-            <w:bottom w:w="0" w:type="dxa"/>
-            <w:right w:w="108" w:type="dxa"/>
-          </w:tblCellMar>
-        </w:tblPrEx>
         <w:trPr>
           <w:trHeight w:val="0" w:hRule="atLeast"/>
           <w:jc w:val="center"/>
@@ -1629,22 +1293,6 @@
         </w:tc>
       </w:tr>
       <w:tr>
-        <w:tblPrEx>
-          <w:tblBorders>
-            <w:top w:val="single" w:color="000000" w:sz="4" w:space="0"/>
-            <w:left w:val="single" w:color="000000" w:sz="4" w:space="0"/>
-            <w:bottom w:val="single" w:color="000000" w:sz="4" w:space="0"/>
-            <w:right w:val="single" w:color="000000" w:sz="4" w:space="0"/>
-            <w:insideH w:val="single" w:color="000000" w:sz="4" w:space="0"/>
-            <w:insideV w:val="single" w:color="000000" w:sz="4" w:space="0"/>
-          </w:tblBorders>
-          <w:tblCellMar>
-            <w:top w:w="0" w:type="dxa"/>
-            <w:left w:w="108" w:type="dxa"/>
-            <w:bottom w:w="0" w:type="dxa"/>
-            <w:right w:w="108" w:type="dxa"/>
-          </w:tblCellMar>
-        </w:tblPrEx>
         <w:trPr>
           <w:trHeight w:val="0" w:hRule="atLeast"/>
           <w:jc w:val="center"/>
@@ -1699,22 +1347,6 @@
         </w:tc>
       </w:tr>
       <w:tr>
-        <w:tblPrEx>
-          <w:tblBorders>
-            <w:top w:val="single" w:color="000000" w:sz="4" w:space="0"/>
-            <w:left w:val="single" w:color="000000" w:sz="4" w:space="0"/>
-            <w:bottom w:val="single" w:color="000000" w:sz="4" w:space="0"/>
-            <w:right w:val="single" w:color="000000" w:sz="4" w:space="0"/>
-            <w:insideH w:val="single" w:color="000000" w:sz="4" w:space="0"/>
-            <w:insideV w:val="single" w:color="000000" w:sz="4" w:space="0"/>
-          </w:tblBorders>
-          <w:tblCellMar>
-            <w:top w:w="0" w:type="dxa"/>
-            <w:left w:w="108" w:type="dxa"/>
-            <w:bottom w:w="0" w:type="dxa"/>
-            <w:right w:w="108" w:type="dxa"/>
-          </w:tblCellMar>
-        </w:tblPrEx>
         <w:trPr>
           <w:trHeight w:val="0" w:hRule="atLeast"/>
           <w:jc w:val="center"/>
@@ -1772,8 +1404,6 @@
         </w:rPr>
         <w:t>三、系统部署费用</w:t>
       </w:r>
-      <w:bookmarkStart w:id="0" w:name="_GoBack"/>
-      <w:bookmarkEnd w:id="0"/>
     </w:p>
     <w:tbl>
       <w:tblPr>
@@ -1797,27 +1427,11 @@
         </w:tblCellMar>
       </w:tblPr>
       <w:tblGrid>
-        <w:gridCol w:w="1724"/>
-        <w:gridCol w:w="5649"/>
+        <w:gridCol w:w="1816"/>
+        <w:gridCol w:w="5557"/>
         <w:gridCol w:w="1479"/>
       </w:tblGrid>
       <w:tr>
-        <w:tblPrEx>
-          <w:tblBorders>
-            <w:top w:val="single" w:color="000000" w:sz="4" w:space="0"/>
-            <w:left w:val="single" w:color="000000" w:sz="4" w:space="0"/>
-            <w:bottom w:val="single" w:color="000000" w:sz="4" w:space="0"/>
-            <w:right w:val="single" w:color="000000" w:sz="4" w:space="0"/>
-            <w:insideH w:val="single" w:color="000000" w:sz="4" w:space="0"/>
-            <w:insideV w:val="single" w:color="000000" w:sz="4" w:space="0"/>
-          </w:tblBorders>
-          <w:tblCellMar>
-            <w:top w:w="0" w:type="dxa"/>
-            <w:left w:w="108" w:type="dxa"/>
-            <w:bottom w:w="0" w:type="dxa"/>
-            <w:right w:w="108" w:type="dxa"/>
-          </w:tblCellMar>
-        </w:tblPrEx>
         <w:trPr>
           <w:trHeight w:val="0" w:hRule="atLeast"/>
           <w:tblHeader/>
@@ -1825,7 +1439,7 @@
         </w:trPr>
         <w:tc>
           <w:tcPr>
-            <w:tcW w:w="0" w:type="auto"/>
+            <w:tcW w:w="1816" w:type="dxa"/>
             <w:shd w:val="clear" w:color="auto" w:fill="4472C4"/>
             <w:noWrap w:val="0"/>
             <w:vAlign w:val="center"/>
@@ -1853,7 +1467,7 @@
         </w:tc>
         <w:tc>
           <w:tcPr>
-            <w:tcW w:w="0" w:type="auto"/>
+            <w:tcW w:w="5557" w:type="dxa"/>
             <w:shd w:val="clear" w:color="auto" w:fill="4472C4"/>
             <w:noWrap w:val="0"/>
             <w:vAlign w:val="center"/>
@@ -1909,29 +1523,13 @@
         </w:tc>
       </w:tr>
       <w:tr>
-        <w:tblPrEx>
-          <w:tblBorders>
-            <w:top w:val="single" w:color="000000" w:sz="4" w:space="0"/>
-            <w:left w:val="single" w:color="000000" w:sz="4" w:space="0"/>
-            <w:bottom w:val="single" w:color="000000" w:sz="4" w:space="0"/>
-            <w:right w:val="single" w:color="000000" w:sz="4" w:space="0"/>
-            <w:insideH w:val="single" w:color="000000" w:sz="4" w:space="0"/>
-            <w:insideV w:val="single" w:color="000000" w:sz="4" w:space="0"/>
-          </w:tblBorders>
-          <w:tblCellMar>
-            <w:top w:w="0" w:type="dxa"/>
-            <w:left w:w="108" w:type="dxa"/>
-            <w:bottom w:w="0" w:type="dxa"/>
-            <w:right w:w="108" w:type="dxa"/>
-          </w:tblCellMar>
-        </w:tblPrEx>
         <w:trPr>
           <w:trHeight w:val="0" w:hRule="atLeast"/>
           <w:jc w:val="center"/>
         </w:trPr>
         <w:tc>
           <w:tcPr>
-            <w:tcW w:w="0" w:type="auto"/>
+            <w:tcW w:w="1816" w:type="dxa"/>
             <w:noWrap w:val="0"/>
             <w:vAlign w:val="center"/>
           </w:tcPr>
@@ -1943,13 +1541,23 @@
         </w:tc>
         <w:tc>
           <w:tcPr>
-            <w:tcW w:w="0" w:type="auto"/>
+            <w:tcW w:w="5557" w:type="dxa"/>
             <w:noWrap w:val="0"/>
             <w:vAlign w:val="center"/>
           </w:tcPr>
           <w:p>
             <w:r>
-              <w:t>云服务器（Windows Server系统、80G系统盘）</w:t>
+              <w:t>云服务器（Windows Server系统</w:t>
+            </w:r>
+            <w:r>
+              <w:rPr>
+                <w:rFonts w:hint="eastAsia"/>
+                <w:lang w:val="en-US" w:eastAsia="zh-CN"/>
+              </w:rPr>
+              <w:t xml:space="preserve"> 4h8g</w:t>
+            </w:r>
+            <w:r>
+              <w:t>）</w:t>
             </w:r>
           </w:p>
         </w:tc>
@@ -1967,41 +1575,191 @@
         </w:tc>
       </w:tr>
       <w:tr>
-        <w:tblPrEx>
-          <w:tblBorders>
-            <w:top w:val="single" w:color="000000" w:sz="4" w:space="0"/>
-            <w:left w:val="single" w:color="000000" w:sz="4" w:space="0"/>
-            <w:bottom w:val="single" w:color="000000" w:sz="4" w:space="0"/>
-            <w:right w:val="single" w:color="000000" w:sz="4" w:space="0"/>
-            <w:insideH w:val="single" w:color="000000" w:sz="4" w:space="0"/>
-            <w:insideV w:val="single" w:color="000000" w:sz="4" w:space="0"/>
-          </w:tblBorders>
-          <w:tblCellMar>
-            <w:top w:w="0" w:type="dxa"/>
-            <w:left w:w="108" w:type="dxa"/>
-            <w:bottom w:w="0" w:type="dxa"/>
-            <w:right w:w="108" w:type="dxa"/>
-          </w:tblCellMar>
-        </w:tblPrEx>
         <w:trPr>
           <w:trHeight w:val="0" w:hRule="atLeast"/>
           <w:jc w:val="center"/>
         </w:trPr>
         <w:tc>
           <w:tcPr>
-            <w:tcW w:w="0" w:type="auto"/>
+            <w:tcW w:w="1816" w:type="dxa"/>
             <w:noWrap w:val="0"/>
             <w:vAlign w:val="center"/>
           </w:tcPr>
           <w:p>
+            <w:pPr>
+              <w:jc w:val="left"/>
+              <w:rPr>
+                <w:rFonts w:hint="default" w:eastAsia="微软雅黑"/>
+                <w:lang w:val="en-US" w:eastAsia="zh-CN"/>
+              </w:rPr>
+            </w:pPr>
             <w:r>
-              <w:t>系统部署实施</w:t>
+              <w:rPr>
+                <w:rFonts w:hint="eastAsia"/>
+                <w:lang w:val="en-US" w:eastAsia="zh-CN"/>
+              </w:rPr>
+              <w:t>OSS存储</w:t>
             </w:r>
           </w:p>
         </w:tc>
         <w:tc>
           <w:tcPr>
-            <w:tcW w:w="0" w:type="auto"/>
+            <w:tcW w:w="5557" w:type="dxa"/>
+            <w:noWrap w:val="0"/>
+            <w:vAlign w:val="center"/>
+          </w:tcPr>
+          <w:p>
+            <w:pPr>
+              <w:rPr>
+                <w:rFonts w:hint="default" w:eastAsia="微软雅黑"/>
+                <w:lang w:val="en-US" w:eastAsia="zh-CN"/>
+              </w:rPr>
+            </w:pPr>
+            <w:r>
+              <w:rPr>
+                <w:rFonts w:hint="eastAsia"/>
+                <w:lang w:val="en-US" w:eastAsia="zh-CN"/>
+              </w:rPr>
+              <w:t>资源存储服务器</w:t>
+            </w:r>
+          </w:p>
+        </w:tc>
+        <w:tc>
+          <w:tcPr>
+            <w:tcW w:w="1479" w:type="dxa"/>
+            <w:noWrap w:val="0"/>
+            <w:vAlign w:val="center"/>
+          </w:tcPr>
+          <w:p>
+            <w:pPr>
+              <w:rPr>
+                <w:rFonts w:hint="default" w:eastAsia="微软雅黑"/>
+                <w:lang w:val="en-US" w:eastAsia="zh-CN"/>
+              </w:rPr>
+            </w:pPr>
+            <w:r>
+              <w:rPr>
+                <w:rFonts w:hint="eastAsia"/>
+                <w:lang w:val="en-US" w:eastAsia="zh-CN"/>
+              </w:rPr>
+              <w:t>700</w:t>
+            </w:r>
+          </w:p>
+        </w:tc>
+      </w:tr>
+      <w:tr>
+        <w:trPr>
+          <w:trHeight w:val="0" w:hRule="atLeast"/>
+          <w:jc w:val="center"/>
+        </w:trPr>
+        <w:tc>
+          <w:tcPr>
+            <w:tcW w:w="1816" w:type="dxa"/>
+            <w:noWrap w:val="0"/>
+            <w:vAlign w:val="center"/>
+          </w:tcPr>
+          <w:p>
+            <w:pPr>
+              <w:jc w:val="both"/>
+              <w:rPr>
+                <w:rFonts w:hint="default"/>
+                <w:lang w:val="en-US" w:eastAsia="zh-CN"/>
+              </w:rPr>
+            </w:pPr>
+            <w:r>
+              <w:rPr>
+                <w:rFonts w:hint="eastAsia"/>
+                <w:lang w:val="en-US" w:eastAsia="zh-CN"/>
+              </w:rPr>
+              <w:t>小程序认证</w:t>
+            </w:r>
+          </w:p>
+        </w:tc>
+        <w:tc>
+          <w:tcPr>
+            <w:tcW w:w="5557" w:type="dxa"/>
+            <w:noWrap w:val="0"/>
+            <w:vAlign w:val="center"/>
+          </w:tcPr>
+          <w:p>
+            <w:pPr>
+              <w:rPr>
+                <w:rFonts w:hint="default"/>
+                <w:lang w:val="en-US" w:eastAsia="zh-CN"/>
+              </w:rPr>
+            </w:pPr>
+            <w:r>
+              <w:rPr>
+                <w:rFonts w:hint="eastAsia"/>
+                <w:lang w:val="en-US" w:eastAsia="zh-CN"/>
+              </w:rPr>
+              <w:t>小程序每年认证服务费</w:t>
+            </w:r>
+          </w:p>
+        </w:tc>
+        <w:tc>
+          <w:tcPr>
+            <w:tcW w:w="1479" w:type="dxa"/>
+            <w:noWrap w:val="0"/>
+            <w:vAlign w:val="center"/>
+          </w:tcPr>
+          <w:p>
+            <w:pPr>
+              <w:rPr>
+                <w:rFonts w:hint="default"/>
+                <w:lang w:val="en-US" w:eastAsia="zh-CN"/>
+              </w:rPr>
+            </w:pPr>
+            <w:r>
+              <w:rPr>
+                <w:rFonts w:hint="eastAsia"/>
+                <w:lang w:val="en-US" w:eastAsia="zh-CN"/>
+              </w:rPr>
+              <w:t>300</w:t>
+            </w:r>
+          </w:p>
+        </w:tc>
+      </w:tr>
+      <w:tr>
+        <w:trPr>
+          <w:trHeight w:val="0" w:hRule="atLeast"/>
+          <w:jc w:val="center"/>
+        </w:trPr>
+        <w:tc>
+          <w:tcPr>
+            <w:tcW w:w="1816" w:type="dxa"/>
+            <w:noWrap w:val="0"/>
+            <w:vAlign w:val="center"/>
+          </w:tcPr>
+          <w:p>
+            <w:pPr>
+              <w:rPr>
+                <w:rFonts w:hint="default" w:eastAsia="微软雅黑"/>
+                <w:lang w:val="en-US" w:eastAsia="zh-CN"/>
+              </w:rPr>
+            </w:pPr>
+            <w:r>
+              <w:rPr>
+                <w:rFonts w:hint="eastAsia"/>
+                <w:lang w:val="en-US" w:eastAsia="zh-CN"/>
+              </w:rPr>
+              <w:t>服务器</w:t>
+            </w:r>
+            <w:r>
+              <w:t>部署</w:t>
+            </w:r>
+            <w:r>
+              <w:rPr>
+                <w:rFonts w:hint="eastAsia"/>
+                <w:lang w:val="en-US" w:eastAsia="zh-CN"/>
+              </w:rPr>
+              <w:t>(赠送)</w:t>
+            </w:r>
+          </w:p>
+        </w:tc>
+        <w:tc>
+          <w:tcPr>
+            <w:tcW w:w="5557" w:type="dxa"/>
             <w:noWrap w:val="0"/>
             <w:vAlign w:val="center"/>
           </w:tcPr>
@@ -2018,29 +1776,23 @@
             <w:vAlign w:val="center"/>
           </w:tcPr>
           <w:p>
+            <w:pPr>
+              <w:rPr>
+                <w:rFonts w:hint="eastAsia" w:eastAsia="微软雅黑"/>
+                <w:lang w:val="en-US" w:eastAsia="zh-CN"/>
+              </w:rPr>
+            </w:pPr>
             <w:r>
-              <w:t>1,000</w:t>
+              <w:rPr>
+                <w:rFonts w:hint="eastAsia"/>
+                <w:lang w:val="en-US" w:eastAsia="zh-CN"/>
+              </w:rPr>
+              <w:t>0</w:t>
             </w:r>
           </w:p>
         </w:tc>
       </w:tr>
       <w:tr>
-        <w:tblPrEx>
-          <w:tblBorders>
-            <w:top w:val="single" w:color="000000" w:sz="4" w:space="0"/>
-            <w:left w:val="single" w:color="000000" w:sz="4" w:space="0"/>
-            <w:bottom w:val="single" w:color="000000" w:sz="4" w:space="0"/>
-            <w:right w:val="single" w:color="000000" w:sz="4" w:space="0"/>
-            <w:insideH w:val="single" w:color="000000" w:sz="4" w:space="0"/>
-            <w:insideV w:val="single" w:color="000000" w:sz="4" w:space="0"/>
-          </w:tblBorders>
-          <w:tblCellMar>
-            <w:top w:w="0" w:type="dxa"/>
-            <w:left w:w="108" w:type="dxa"/>
-            <w:bottom w:w="0" w:type="dxa"/>
-            <w:right w:w="108" w:type="dxa"/>
-          </w:tblCellMar>
-        </w:tblPrEx>
         <w:trPr>
           <w:trHeight w:val="0" w:hRule="atLeast"/>
           <w:jc w:val="center"/>
@@ -2116,22 +1868,6 @@
         <w:gridCol w:w="3550"/>
       </w:tblGrid>
       <w:tr>
-        <w:tblPrEx>
-          <w:tblBorders>
-            <w:top w:val="single" w:color="000000" w:sz="4" w:space="0"/>
-            <w:left w:val="single" w:color="000000" w:sz="4" w:space="0"/>
-            <w:bottom w:val="single" w:color="000000" w:sz="4" w:space="0"/>
-            <w:right w:val="single" w:color="000000" w:sz="4" w:space="0"/>
-            <w:insideH w:val="single" w:color="000000" w:sz="4" w:space="0"/>
-            <w:insideV w:val="single" w:color="000000" w:sz="4" w:space="0"/>
-          </w:tblBorders>
-          <w:tblCellMar>
-            <w:top w:w="0" w:type="dxa"/>
-            <w:left w:w="108" w:type="dxa"/>
-            <w:bottom w:w="0" w:type="dxa"/>
-            <w:right w:w="108" w:type="dxa"/>
-          </w:tblCellMar>
-        </w:tblPrEx>
         <w:trPr>
           <w:trHeight w:val="0" w:hRule="atLeast"/>
           <w:tblHeader/>
@@ -2195,22 +1931,6 @@
         </w:tc>
       </w:tr>
       <w:tr>
-        <w:tblPrEx>
-          <w:tblBorders>
-            <w:top w:val="single" w:color="000000" w:sz="4" w:space="0"/>
-            <w:left w:val="single" w:color="000000" w:sz="4" w:space="0"/>
-            <w:bottom w:val="single" w:color="000000" w:sz="4" w:space="0"/>
-            <w:right w:val="single" w:color="000000" w:sz="4" w:space="0"/>
-            <w:insideH w:val="single" w:color="000000" w:sz="4" w:space="0"/>
-            <w:insideV w:val="single" w:color="000000" w:sz="4" w:space="0"/>
-          </w:tblBorders>
-          <w:tblCellMar>
-            <w:top w:w="0" w:type="dxa"/>
-            <w:left w:w="108" w:type="dxa"/>
-            <w:bottom w:w="0" w:type="dxa"/>
-            <w:right w:w="108" w:type="dxa"/>
-          </w:tblCellMar>
-        </w:tblPrEx>
         <w:trPr>
           <w:trHeight w:val="0" w:hRule="atLeast"/>
           <w:jc w:val="center"/>
@@ -2252,22 +1972,6 @@
         </w:tc>
       </w:tr>
       <w:tr>
-        <w:tblPrEx>
-          <w:tblBorders>
-            <w:top w:val="single" w:color="000000" w:sz="4" w:space="0"/>
-            <w:left w:val="single" w:color="000000" w:sz="4" w:space="0"/>
-            <w:bottom w:val="single" w:color="000000" w:sz="4" w:space="0"/>
-            <w:right w:val="single" w:color="000000" w:sz="4" w:space="0"/>
-            <w:insideH w:val="single" w:color="000000" w:sz="4" w:space="0"/>
-            <w:insideV w:val="single" w:color="000000" w:sz="4" w:space="0"/>
-          </w:tblBorders>
-          <w:tblCellMar>
-            <w:top w:w="0" w:type="dxa"/>
-            <w:left w:w="108" w:type="dxa"/>
-            <w:bottom w:w="0" w:type="dxa"/>
-            <w:right w:w="108" w:type="dxa"/>
-          </w:tblCellMar>
-        </w:tblPrEx>
         <w:trPr>
           <w:trHeight w:val="0" w:hRule="atLeast"/>
           <w:jc w:val="center"/>
@@ -2309,22 +2013,6 @@
         </w:tc>
       </w:tr>
       <w:tr>
-        <w:tblPrEx>
-          <w:tblBorders>
-            <w:top w:val="single" w:color="000000" w:sz="4" w:space="0"/>
-            <w:left w:val="single" w:color="000000" w:sz="4" w:space="0"/>
-            <w:bottom w:val="single" w:color="000000" w:sz="4" w:space="0"/>
-            <w:right w:val="single" w:color="000000" w:sz="4" w:space="0"/>
-            <w:insideH w:val="single" w:color="000000" w:sz="4" w:space="0"/>
-            <w:insideV w:val="single" w:color="000000" w:sz="4" w:space="0"/>
-          </w:tblBorders>
-          <w:tblCellMar>
-            <w:top w:w="0" w:type="dxa"/>
-            <w:left w:w="108" w:type="dxa"/>
-            <w:bottom w:w="0" w:type="dxa"/>
-            <w:right w:w="108" w:type="dxa"/>
-          </w:tblCellMar>
-        </w:tblPrEx>
         <w:trPr>
           <w:trHeight w:val="0" w:hRule="atLeast"/>
           <w:jc w:val="center"/>
@@ -2365,42 +2053,8 @@
             <w:vAlign w:val="center"/>
           </w:tcPr>
           <w:p>
-            <w:pPr>
-              <w:snapToGrid w:val="0"/>
-              <w:spacing w:line="240" w:lineRule="auto"/>
-              <w:ind w:left="0" w:leftChars="0" w:right="0" w:rightChars="0" w:firstLine="0" w:firstLineChars="0"/>
-              <w:jc w:val="center"/>
-              <w:rPr>
-                <w:b/>
-              </w:rPr>
-            </w:pPr>
             <w:r>
-              <w:rPr>
-                <w:rFonts w:ascii="微软雅黑" w:hAnsi="微软雅黑" w:eastAsia="微软雅黑"/>
-                <w:b/>
-                <w:color w:val="FFFFFF"/>
-                <w:sz w:val="22"/>
-              </w:rPr>
-              <w:t>9</w:t>
-            </w:r>
-            <w:r>
-              <w:rPr>
-                <w:rFonts w:hint="eastAsia"/>
-                <w:b/>
-                <w:color w:val="FFFFFF"/>
-                <w:sz w:val="22"/>
-                <w:lang w:val="en-US" w:eastAsia="zh-CN"/>
-              </w:rPr>
-              <w:t>5</w:t>
-            </w:r>
-            <w:r>
-              <w:rPr>
-                <w:rFonts w:ascii="微软雅黑" w:hAnsi="微软雅黑" w:eastAsia="微软雅黑"/>
-                <w:b/>
-                <w:color w:val="FFFFFF"/>
-                <w:sz w:val="22"/>
-              </w:rPr>
-              <w:t>,000</w:t>
+              <w:t>95,000</w:t>
             </w:r>
           </w:p>
         </w:tc>
@@ -2476,22 +2130,6 @@
         <w:gridCol w:w="2880"/>
       </w:tblGrid>
       <w:tr>
-        <w:tblPrEx>
-          <w:tblBorders>
-            <w:top w:val="single" w:color="000000" w:sz="4" w:space="0"/>
-            <w:left w:val="single" w:color="000000" w:sz="4" w:space="0"/>
-            <w:bottom w:val="single" w:color="000000" w:sz="4" w:space="0"/>
-            <w:right w:val="single" w:color="000000" w:sz="4" w:space="0"/>
-            <w:insideH w:val="single" w:color="000000" w:sz="4" w:space="0"/>
-            <w:insideV w:val="single" w:color="000000" w:sz="4" w:space="0"/>
-          </w:tblBorders>
-          <w:tblCellMar>
-            <w:top w:w="0" w:type="dxa"/>
-            <w:left w:w="108" w:type="dxa"/>
-            <w:bottom w:w="0" w:type="dxa"/>
-            <w:right w:w="108" w:type="dxa"/>
-          </w:tblCellMar>
-        </w:tblPrEx>
         <w:trPr>
           <w:jc w:val="center"/>
         </w:trPr>
@@ -2563,22 +2201,6 @@
         </w:tc>
       </w:tr>
       <w:tr>
-        <w:tblPrEx>
-          <w:tblBorders>
-            <w:top w:val="single" w:color="000000" w:sz="4" w:space="0"/>
-            <w:left w:val="single" w:color="000000" w:sz="4" w:space="0"/>
-            <w:bottom w:val="single" w:color="000000" w:sz="4" w:space="0"/>
-            <w:right w:val="single" w:color="000000" w:sz="4" w:space="0"/>
-            <w:insideH w:val="single" w:color="000000" w:sz="4" w:space="0"/>
-            <w:insideV w:val="single" w:color="000000" w:sz="4" w:space="0"/>
-          </w:tblBorders>
-          <w:tblCellMar>
-            <w:top w:w="0" w:type="dxa"/>
-            <w:left w:w="108" w:type="dxa"/>
-            <w:bottom w:w="0" w:type="dxa"/>
-            <w:right w:w="108" w:type="dxa"/>
-          </w:tblCellMar>
-        </w:tblPrEx>
         <w:trPr>
           <w:jc w:val="center"/>
         </w:trPr>
@@ -2641,28 +2263,12 @@
                 <w:rFonts w:hint="eastAsia"/>
                 <w:lang w:val="en-US" w:eastAsia="zh-CN"/>
               </w:rPr>
-              <w:t>4200</w:t>
+              <w:t>4000</w:t>
             </w:r>
           </w:p>
         </w:tc>
       </w:tr>
       <w:tr>
-        <w:tblPrEx>
-          <w:tblBorders>
-            <w:top w:val="single" w:color="000000" w:sz="4" w:space="0"/>
-            <w:left w:val="single" w:color="000000" w:sz="4" w:space="0"/>
-            <w:bottom w:val="single" w:color="000000" w:sz="4" w:space="0"/>
-            <w:right w:val="single" w:color="000000" w:sz="4" w:space="0"/>
-            <w:insideH w:val="single" w:color="000000" w:sz="4" w:space="0"/>
-            <w:insideV w:val="single" w:color="000000" w:sz="4" w:space="0"/>
-          </w:tblBorders>
-          <w:tblCellMar>
-            <w:top w:w="0" w:type="dxa"/>
-            <w:left w:w="108" w:type="dxa"/>
-            <w:bottom w:w="0" w:type="dxa"/>
-            <w:right w:w="108" w:type="dxa"/>
-          </w:tblCellMar>
-        </w:tblPrEx>
         <w:trPr>
           <w:jc w:val="center"/>
         </w:trPr>
@@ -2725,28 +2331,12 @@
                 <w:rFonts w:hint="eastAsia"/>
                 <w:lang w:val="en-US" w:eastAsia="zh-CN"/>
               </w:rPr>
-              <w:t>500</w:t>
+              <w:t>700</w:t>
             </w:r>
           </w:p>
         </w:tc>
       </w:tr>
       <w:tr>
-        <w:tblPrEx>
-          <w:tblBorders>
-            <w:top w:val="single" w:color="000000" w:sz="4" w:space="0"/>
-            <w:left w:val="single" w:color="000000" w:sz="4" w:space="0"/>
-            <w:bottom w:val="single" w:color="000000" w:sz="4" w:space="0"/>
-            <w:right w:val="single" w:color="000000" w:sz="4" w:space="0"/>
-            <w:insideH w:val="single" w:color="000000" w:sz="4" w:space="0"/>
-            <w:insideV w:val="single" w:color="000000" w:sz="4" w:space="0"/>
-          </w:tblBorders>
-          <w:tblCellMar>
-            <w:top w:w="0" w:type="dxa"/>
-            <w:left w:w="108" w:type="dxa"/>
-            <w:bottom w:w="0" w:type="dxa"/>
-            <w:right w:w="108" w:type="dxa"/>
-          </w:tblCellMar>
-        </w:tblPrEx>
         <w:trPr>
           <w:jc w:val="center"/>
         </w:trPr>
@@ -2815,22 +2405,6 @@
         </w:tc>
       </w:tr>
       <w:tr>
-        <w:tblPrEx>
-          <w:tblBorders>
-            <w:top w:val="single" w:color="000000" w:sz="4" w:space="0"/>
-            <w:left w:val="single" w:color="000000" w:sz="4" w:space="0"/>
-            <w:bottom w:val="single" w:color="000000" w:sz="4" w:space="0"/>
-            <w:right w:val="single" w:color="000000" w:sz="4" w:space="0"/>
-            <w:insideH w:val="single" w:color="000000" w:sz="4" w:space="0"/>
-            <w:insideV w:val="single" w:color="000000" w:sz="4" w:space="0"/>
-          </w:tblBorders>
-          <w:tblCellMar>
-            <w:top w:w="0" w:type="dxa"/>
-            <w:left w:w="108" w:type="dxa"/>
-            <w:bottom w:w="0" w:type="dxa"/>
-            <w:right w:w="108" w:type="dxa"/>
-          </w:tblCellMar>
-        </w:tblPrEx>
         <w:trPr>
           <w:jc w:val="center"/>
         </w:trPr>
@@ -2896,22 +2470,6 @@
         </w:tc>
       </w:tr>
       <w:tr>
-        <w:tblPrEx>
-          <w:tblBorders>
-            <w:top w:val="single" w:color="000000" w:sz="4" w:space="0"/>
-            <w:left w:val="single" w:color="000000" w:sz="4" w:space="0"/>
-            <w:bottom w:val="single" w:color="000000" w:sz="4" w:space="0"/>
-            <w:right w:val="single" w:color="000000" w:sz="4" w:space="0"/>
-            <w:insideH w:val="single" w:color="000000" w:sz="4" w:space="0"/>
-            <w:insideV w:val="single" w:color="000000" w:sz="4" w:space="0"/>
-          </w:tblBorders>
-          <w:tblCellMar>
-            <w:top w:w="0" w:type="dxa"/>
-            <w:left w:w="108" w:type="dxa"/>
-            <w:bottom w:w="0" w:type="dxa"/>
-            <w:right w:w="108" w:type="dxa"/>
-          </w:tblCellMar>
-        </w:tblPrEx>
         <w:trPr>
           <w:jc w:val="center"/>
         </w:trPr>
@@ -4052,14 +3610,12 @@
         <w:b/>
         <w:bCs/>
       </w:rPr>
-      <w:tblPr/>
     </w:tblStylePr>
     <w:tblStylePr w:type="lastCol">
       <w:rPr>
         <w:b/>
         <w:bCs/>
       </w:rPr>
-      <w:tblPr/>
     </w:tblStylePr>
     <w:tblStylePr w:type="band1Vert">
       <w:tblPr/>
@@ -4166,14 +3722,12 @@
         <w:b/>
         <w:bCs/>
       </w:rPr>
-      <w:tblPr/>
     </w:tblStylePr>
     <w:tblStylePr w:type="lastCol">
       <w:rPr>
         <w:b/>
         <w:bCs/>
       </w:rPr>
-      <w:tblPr/>
     </w:tblStylePr>
     <w:tblStylePr w:type="band1Vert">
       <w:tblPr/>
@@ -4280,14 +3834,12 @@
         <w:b/>
         <w:bCs/>
       </w:rPr>
-      <w:tblPr/>
     </w:tblStylePr>
     <w:tblStylePr w:type="lastCol">
       <w:rPr>
         <w:b/>
         <w:bCs/>
       </w:rPr>
-      <w:tblPr/>
     </w:tblStylePr>
     <w:tblStylePr w:type="band1Vert">
       <w:tblPr/>
@@ -4394,14 +3946,12 @@
         <w:b/>
         <w:bCs/>
       </w:rPr>
-      <w:tblPr/>
     </w:tblStylePr>
     <w:tblStylePr w:type="lastCol">
       <w:rPr>
         <w:b/>
         <w:bCs/>
       </w:rPr>
-      <w:tblPr/>
     </w:tblStylePr>
     <w:tblStylePr w:type="band1Vert">
       <w:tblPr/>
@@ -4508,14 +4058,12 @@
         <w:b/>
         <w:bCs/>
       </w:rPr>
-      <w:tblPr/>
     </w:tblStylePr>
     <w:tblStylePr w:type="lastCol">
       <w:rPr>
         <w:b/>
         <w:bCs/>
       </w:rPr>
-      <w:tblPr/>
     </w:tblStylePr>
     <w:tblStylePr w:type="band1Vert">
       <w:tblPr/>
@@ -4622,14 +4170,12 @@
         <w:b/>
         <w:bCs/>
       </w:rPr>
-      <w:tblPr/>
     </w:tblStylePr>
     <w:tblStylePr w:type="lastCol">
       <w:rPr>
         <w:b/>
         <w:bCs/>
       </w:rPr>
-      <w:tblPr/>
     </w:tblStylePr>
     <w:tblStylePr w:type="band1Vert">
       <w:tblPr/>
@@ -4736,14 +4282,12 @@
         <w:b/>
         <w:bCs/>
       </w:rPr>
-      <w:tblPr/>
     </w:tblStylePr>
     <w:tblStylePr w:type="lastCol">
       <w:rPr>
         <w:b/>
         <w:bCs/>
       </w:rPr>
-      <w:tblPr/>
     </w:tblStylePr>
     <w:tblStylePr w:type="band1Vert">
       <w:tblPr/>
@@ -4841,14 +4385,12 @@
         <w:b/>
         <w:bCs/>
       </w:rPr>
-      <w:tblPr/>
     </w:tblStylePr>
     <w:tblStylePr w:type="lastCol">
       <w:rPr>
         <w:b/>
         <w:bCs/>
       </w:rPr>
-      <w:tblPr/>
     </w:tblStylePr>
     <w:tblStylePr w:type="band1Vert">
       <w:tblPr/>
@@ -4944,14 +4486,12 @@
         <w:b/>
         <w:bCs/>
       </w:rPr>
-      <w:tblPr/>
     </w:tblStylePr>
     <w:tblStylePr w:type="lastCol">
       <w:rPr>
         <w:b/>
         <w:bCs/>
       </w:rPr>
-      <w:tblPr/>
     </w:tblStylePr>
     <w:tblStylePr w:type="band1Vert">
       <w:tblPr/>
@@ -5047,14 +4587,12 @@
         <w:b/>
         <w:bCs/>
       </w:rPr>
-      <w:tblPr/>
     </w:tblStylePr>
     <w:tblStylePr w:type="lastCol">
       <w:rPr>
         <w:b/>
         <w:bCs/>
       </w:rPr>
-      <w:tblPr/>
     </w:tblStylePr>
     <w:tblStylePr w:type="band1Vert">
       <w:tblPr/>
@@ -5150,14 +4688,12 @@
         <w:b/>
         <w:bCs/>
       </w:rPr>
-      <w:tblPr/>
     </w:tblStylePr>
     <w:tblStylePr w:type="lastCol">
       <w:rPr>
         <w:b/>
         <w:bCs/>
       </w:rPr>
-      <w:tblPr/>
     </w:tblStylePr>
     <w:tblStylePr w:type="band1Vert">
       <w:tblPr/>
@@ -5253,14 +4789,12 @@
         <w:b/>
         <w:bCs/>
       </w:rPr>
-      <w:tblPr/>
     </w:tblStylePr>
     <w:tblStylePr w:type="lastCol">
       <w:rPr>
         <w:b/>
         <w:bCs/>
       </w:rPr>
-      <w:tblPr/>
     </w:tblStylePr>
     <w:tblStylePr w:type="band1Vert">
       <w:tblPr/>
@@ -5356,14 +4890,12 @@
         <w:b/>
         <w:bCs/>
       </w:rPr>
-      <w:tblPr/>
     </w:tblStylePr>
     <w:tblStylePr w:type="lastCol">
       <w:rPr>
         <w:b/>
         <w:bCs/>
       </w:rPr>
-      <w:tblPr/>
     </w:tblStylePr>
     <w:tblStylePr w:type="band1Vert">
       <w:tblPr/>
@@ -5459,14 +4991,12 @@
         <w:b/>
         <w:bCs/>
       </w:rPr>
-      <w:tblPr/>
     </w:tblStylePr>
     <w:tblStylePr w:type="lastCol">
       <w:rPr>
         <w:b/>
         <w:bCs/>
       </w:rPr>
-      <w:tblPr/>
     </w:tblStylePr>
     <w:tblStylePr w:type="band1Vert">
       <w:tblPr/>
@@ -5575,7 +5105,6 @@
         <w:b/>
         <w:bCs/>
       </w:rPr>
-      <w:tblPr/>
     </w:tblStylePr>
     <w:tblStylePr w:type="lastCol">
       <w:rPr>
@@ -5721,7 +5250,6 @@
         <w:b/>
         <w:bCs/>
       </w:rPr>
-      <w:tblPr/>
     </w:tblStylePr>
     <w:tblStylePr w:type="lastCol">
       <w:rPr>
@@ -5867,7 +5395,6 @@
         <w:b/>
         <w:bCs/>
       </w:rPr>
-      <w:tblPr/>
     </w:tblStylePr>
     <w:tblStylePr w:type="lastCol">
       <w:rPr>
@@ -6013,7 +5540,6 @@
         <w:b/>
         <w:bCs/>
       </w:rPr>
-      <w:tblPr/>
     </w:tblStylePr>
     <w:tblStylePr w:type="lastCol">
       <w:rPr>
@@ -6159,7 +5685,6 @@
         <w:b/>
         <w:bCs/>
       </w:rPr>
-      <w:tblPr/>
     </w:tblStylePr>
     <w:tblStylePr w:type="lastCol">
       <w:rPr>
@@ -6305,7 +5830,6 @@
         <w:b/>
         <w:bCs/>
       </w:rPr>
-      <w:tblPr/>
     </w:tblStylePr>
     <w:tblStylePr w:type="lastCol">
       <w:rPr>
@@ -6451,7 +5975,6 @@
         <w:b/>
         <w:bCs/>
       </w:rPr>
-      <w:tblPr/>
     </w:tblStylePr>
     <w:tblStylePr w:type="lastCol">
       <w:rPr>
@@ -6595,14 +6118,12 @@
         <w:b/>
         <w:bCs/>
       </w:rPr>
-      <w:tblPr/>
     </w:tblStylePr>
     <w:tblStylePr w:type="lastCol">
       <w:rPr>
         <w:b/>
         <w:bCs/>
       </w:rPr>
-      <w:tblPr/>
     </w:tblStylePr>
     <w:tblStylePr w:type="band1Vert">
       <w:tblPr/>
@@ -6716,14 +6237,12 @@
         <w:b/>
         <w:bCs/>
       </w:rPr>
-      <w:tblPr/>
     </w:tblStylePr>
     <w:tblStylePr w:type="lastCol">
       <w:rPr>
         <w:b/>
         <w:bCs/>
       </w:rPr>
-      <w:tblPr/>
     </w:tblStylePr>
     <w:tblStylePr w:type="band1Vert">
       <w:tblPr/>
@@ -6837,14 +6356,12 @@
         <w:b/>
         <w:bCs/>
       </w:rPr>
-      <w:tblPr/>
     </w:tblStylePr>
     <w:tblStylePr w:type="lastCol">
       <w:rPr>
         <w:b/>
         <w:bCs/>
       </w:rPr>
-      <w:tblPr/>
     </w:tblStylePr>
     <w:tblStylePr w:type="band1Vert">
       <w:tblPr/>
@@ -6958,14 +6475,12 @@
         <w:b/>
         <w:bCs/>
       </w:rPr>
-      <w:tblPr/>
     </w:tblStylePr>
     <w:tblStylePr w:type="lastCol">
       <w:rPr>
         <w:b/>
         <w:bCs/>
       </w:rPr>
-      <w:tblPr/>
     </w:tblStylePr>
     <w:tblStylePr w:type="band1Vert">
       <w:tblPr/>
@@ -7079,14 +6594,12 @@
         <w:b/>
         <w:bCs/>
       </w:rPr>
-      <w:tblPr/>
     </w:tblStylePr>
     <w:tblStylePr w:type="lastCol">
       <w:rPr>
         <w:b/>
         <w:bCs/>
       </w:rPr>
-      <w:tblPr/>
     </w:tblStylePr>
     <w:tblStylePr w:type="band1Vert">
       <w:tblPr/>
@@ -7200,14 +6713,12 @@
         <w:b/>
         <w:bCs/>
       </w:rPr>
-      <w:tblPr/>
     </w:tblStylePr>
     <w:tblStylePr w:type="lastCol">
       <w:rPr>
         <w:b/>
         <w:bCs/>
       </w:rPr>
-      <w:tblPr/>
     </w:tblStylePr>
     <w:tblStylePr w:type="band1Vert">
       <w:tblPr/>
@@ -7321,14 +6832,12 @@
         <w:b/>
         <w:bCs/>
       </w:rPr>
-      <w:tblPr/>
     </w:tblStylePr>
     <w:tblStylePr w:type="lastCol">
       <w:rPr>
         <w:b/>
         <w:bCs/>
       </w:rPr>
-      <w:tblPr/>
     </w:tblStylePr>
     <w:tblStylePr w:type="band1Vert">
       <w:tblPr/>
@@ -8582,7 +8091,6 @@
         <w:b/>
         <w:bCs/>
       </w:rPr>
-      <w:tblPr/>
     </w:tblStylePr>
     <w:tblStylePr w:type="lastCol">
       <w:rPr>
@@ -8681,7 +8189,6 @@
         <w:b/>
         <w:bCs/>
       </w:rPr>
-      <w:tblPr/>
     </w:tblStylePr>
     <w:tblStylePr w:type="lastCol">
       <w:rPr>
@@ -8780,7 +8287,6 @@
         <w:b/>
         <w:bCs/>
       </w:rPr>
-      <w:tblPr/>
     </w:tblStylePr>
     <w:tblStylePr w:type="lastCol">
       <w:rPr>
@@ -8880,7 +8386,6 @@
         <w:b/>
         <w:bCs/>
       </w:rPr>
-      <w:tblPr/>
     </w:tblStylePr>
     <w:tblStylePr w:type="lastCol">
       <w:rPr>
@@ -8980,7 +8485,6 @@
         <w:b/>
         <w:bCs/>
       </w:rPr>
-      <w:tblPr/>
     </w:tblStylePr>
     <w:tblStylePr w:type="lastCol">
       <w:rPr>
@@ -9079,7 +8583,6 @@
         <w:b/>
         <w:bCs/>
       </w:rPr>
-      <w:tblPr/>
     </w:tblStylePr>
     <w:tblStylePr w:type="lastCol">
       <w:rPr>
@@ -9179,7 +8682,6 @@
         <w:b/>
         <w:bCs/>
       </w:rPr>
-      <w:tblPr/>
     </w:tblStylePr>
     <w:tblStylePr w:type="lastCol">
       <w:rPr>
@@ -10279,7 +9781,6 @@
         <w:b/>
         <w:bCs/>
       </w:rPr>
-      <w:tblPr/>
     </w:tblStylePr>
     <w:tblStylePr w:type="lastRow">
       <w:rPr>
@@ -10305,14 +9806,12 @@
         <w:b/>
         <w:bCs/>
       </w:rPr>
-      <w:tblPr/>
     </w:tblStylePr>
     <w:tblStylePr w:type="lastCol">
       <w:rPr>
         <w:b/>
         <w:bCs/>
       </w:rPr>
-      <w:tblPr/>
     </w:tblStylePr>
     <w:tblStylePr w:type="band1Vert">
       <w:tblPr/>
@@ -10359,7 +9858,6 @@
         <w:b/>
         <w:bCs/>
       </w:rPr>
-      <w:tblPr/>
     </w:tblStylePr>
     <w:tblStylePr w:type="lastRow">
       <w:rPr>
@@ -10385,14 +9883,12 @@
         <w:b/>
         <w:bCs/>
       </w:rPr>
-      <w:tblPr/>
     </w:tblStylePr>
     <w:tblStylePr w:type="lastCol">
       <w:rPr>
         <w:b/>
         <w:bCs/>
       </w:rPr>
-      <w:tblPr/>
     </w:tblStylePr>
     <w:tblStylePr w:type="band1Vert">
       <w:tblPr/>
@@ -10439,7 +9935,6 @@
         <w:b/>
         <w:bCs/>
       </w:rPr>
-      <w:tblPr/>
     </w:tblStylePr>
     <w:tblStylePr w:type="lastRow">
       <w:rPr>
@@ -10465,14 +9960,12 @@
         <w:b/>
         <w:bCs/>
       </w:rPr>
-      <w:tblPr/>
     </w:tblStylePr>
     <w:tblStylePr w:type="lastCol">
       <w:rPr>
         <w:b/>
         <w:bCs/>
       </w:rPr>
-      <w:tblPr/>
     </w:tblStylePr>
     <w:tblStylePr w:type="band1Vert">
       <w:tblPr/>
@@ -10519,7 +10012,6 @@
         <w:b/>
         <w:bCs/>
       </w:rPr>
-      <w:tblPr/>
     </w:tblStylePr>
     <w:tblStylePr w:type="lastRow">
       <w:rPr>
@@ -10545,14 +10037,12 @@
         <w:b/>
         <w:bCs/>
       </w:rPr>
-      <w:tblPr/>
     </w:tblStylePr>
     <w:tblStylePr w:type="lastCol">
       <w:rPr>
         <w:b/>
         <w:bCs/>
       </w:rPr>
-      <w:tblPr/>
     </w:tblStylePr>
     <w:tblStylePr w:type="band1Vert">
       <w:tblPr/>
@@ -10599,7 +10089,6 @@
         <w:b/>
         <w:bCs/>
       </w:rPr>
-      <w:tblPr/>
     </w:tblStylePr>
     <w:tblStylePr w:type="lastRow">
       <w:rPr>
@@ -10625,14 +10114,12 @@
         <w:b/>
         <w:bCs/>
       </w:rPr>
-      <w:tblPr/>
     </w:tblStylePr>
     <w:tblStylePr w:type="lastCol">
       <w:rPr>
         <w:b/>
         <w:bCs/>
       </w:rPr>
-      <w:tblPr/>
     </w:tblStylePr>
     <w:tblStylePr w:type="band1Vert">
       <w:tblPr/>
@@ -10679,7 +10166,6 @@
         <w:b/>
         <w:bCs/>
       </w:rPr>
-      <w:tblPr/>
     </w:tblStylePr>
     <w:tblStylePr w:type="lastRow">
       <w:rPr>
@@ -10705,14 +10191,12 @@
         <w:b/>
         <w:bCs/>
       </w:rPr>
-      <w:tblPr/>
     </w:tblStylePr>
     <w:tblStylePr w:type="lastCol">
       <w:rPr>
         <w:b/>
         <w:bCs/>
       </w:rPr>
-      <w:tblPr/>
     </w:tblStylePr>
     <w:tblStylePr w:type="band1Vert">
       <w:tblPr/>
@@ -10759,7 +10243,6 @@
         <w:b/>
         <w:bCs/>
       </w:rPr>
-      <w:tblPr/>
     </w:tblStylePr>
     <w:tblStylePr w:type="lastRow">
       <w:rPr>
@@ -10785,14 +10268,12 @@
         <w:b/>
         <w:bCs/>
       </w:rPr>
-      <w:tblPr/>
     </w:tblStylePr>
     <w:tblStylePr w:type="lastCol">
       <w:rPr>
         <w:b/>
         <w:bCs/>
       </w:rPr>
-      <w:tblPr/>
     </w:tblStylePr>
     <w:tblStylePr w:type="band1Vert">
       <w:tblPr/>
@@ -13782,13 +13263,11 @@
       <w:rPr>
         <w:color w:val="000000"/>
       </w:rPr>
-      <w:tblPr/>
     </w:tblStylePr>
     <w:tblStylePr w:type="nwCell">
       <w:rPr>
         <w:color w:val="000000"/>
       </w:rPr>
-      <w:tblPr/>
     </w:tblStylePr>
   </w:style>
   <w:style w:type="table" w:styleId="112">
@@ -13915,13 +13394,11 @@
       <w:rPr>
         <w:color w:val="000000"/>
       </w:rPr>
-      <w:tblPr/>
     </w:tblStylePr>
     <w:tblStylePr w:type="nwCell">
       <w:rPr>
         <w:color w:val="000000"/>
       </w:rPr>
-      <w:tblPr/>
     </w:tblStylePr>
   </w:style>
   <w:style w:type="table" w:styleId="113">
@@ -14049,13 +13526,11 @@
       <w:rPr>
         <w:color w:val="000000"/>
       </w:rPr>
-      <w:tblPr/>
     </w:tblStylePr>
     <w:tblStylePr w:type="nwCell">
       <w:rPr>
         <w:color w:val="000000"/>
       </w:rPr>
-      <w:tblPr/>
     </w:tblStylePr>
   </w:style>
   <w:style w:type="table" w:styleId="114">
@@ -14303,13 +13778,11 @@
       <w:rPr>
         <w:color w:val="000000"/>
       </w:rPr>
-      <w:tblPr/>
     </w:tblStylePr>
     <w:tblStylePr w:type="nwCell">
       <w:rPr>
         <w:color w:val="000000"/>
       </w:rPr>
-      <w:tblPr/>
     </w:tblStylePr>
   </w:style>
   <w:style w:type="table" w:styleId="116">
@@ -14436,13 +13909,11 @@
       <w:rPr>
         <w:color w:val="000000"/>
       </w:rPr>
-      <w:tblPr/>
     </w:tblStylePr>
     <w:tblStylePr w:type="nwCell">
       <w:rPr>
         <w:color w:val="000000"/>
       </w:rPr>
-      <w:tblPr/>
     </w:tblStylePr>
   </w:style>
   <w:style w:type="table" w:styleId="117">
@@ -14569,13 +14040,11 @@
       <w:rPr>
         <w:color w:val="000000"/>
       </w:rPr>
-      <w:tblPr/>
     </w:tblStylePr>
     <w:tblStylePr w:type="nwCell">
       <w:rPr>
         <w:color w:val="000000"/>
       </w:rPr>
-      <w:tblPr/>
     </w:tblStylePr>
   </w:style>
   <w:style w:type="table" w:styleId="118">
@@ -14647,14 +14116,12 @@
         <w:b/>
         <w:bCs/>
       </w:rPr>
-      <w:tblPr/>
     </w:tblStylePr>
     <w:tblStylePr w:type="lastCol">
       <w:rPr>
         <w:b/>
         <w:bCs/>
       </w:rPr>
-      <w:tblPr/>
     </w:tblStylePr>
     <w:tblStylePr w:type="band1Vert">
       <w:tblPr/>
@@ -14748,14 +14215,12 @@
         <w:b/>
         <w:bCs/>
       </w:rPr>
-      <w:tblPr/>
     </w:tblStylePr>
     <w:tblStylePr w:type="lastCol">
       <w:rPr>
         <w:b/>
         <w:bCs/>
       </w:rPr>
-      <w:tblPr/>
     </w:tblStylePr>
     <w:tblStylePr w:type="band1Vert">
       <w:tblPr/>
@@ -14848,14 +14313,12 @@
         <w:b/>
         <w:bCs/>
       </w:rPr>
-      <w:tblPr/>
     </w:tblStylePr>
     <w:tblStylePr w:type="lastCol">
       <w:rPr>
         <w:b/>
         <w:bCs/>
       </w:rPr>
-      <w:tblPr/>
     </w:tblStylePr>
     <w:tblStylePr w:type="band1Vert">
       <w:tblPr/>
@@ -14949,14 +14412,12 @@
         <w:b/>
         <w:bCs/>
       </w:rPr>
-      <w:tblPr/>
     </w:tblStylePr>
     <w:tblStylePr w:type="lastCol">
       <w:rPr>
         <w:b/>
         <w:bCs/>
       </w:rPr>
-      <w:tblPr/>
     </w:tblStylePr>
     <w:tblStylePr w:type="band1Vert">
       <w:tblPr/>
@@ -15050,14 +14511,12 @@
         <w:b/>
         <w:bCs/>
       </w:rPr>
-      <w:tblPr/>
     </w:tblStylePr>
     <w:tblStylePr w:type="lastCol">
       <w:rPr>
         <w:b/>
         <w:bCs/>
       </w:rPr>
-      <w:tblPr/>
     </w:tblStylePr>
     <w:tblStylePr w:type="band1Vert">
       <w:tblPr/>
@@ -15151,14 +14610,12 @@
         <w:b/>
         <w:bCs/>
       </w:rPr>
-      <w:tblPr/>
     </w:tblStylePr>
     <w:tblStylePr w:type="lastCol">
       <w:rPr>
         <w:b/>
         <w:bCs/>
       </w:rPr>
-      <w:tblPr/>
     </w:tblStylePr>
     <w:tblStylePr w:type="band1Vert">
       <w:tblPr/>
@@ -15252,14 +14709,12 @@
         <w:b/>
         <w:bCs/>
       </w:rPr>
-      <w:tblPr/>
     </w:tblStylePr>
     <w:tblStylePr w:type="lastCol">
       <w:rPr>
         <w:b/>
         <w:bCs/>
       </w:rPr>
-      <w:tblPr/>
     </w:tblStylePr>
     <w:tblStylePr w:type="band1Vert">
       <w:tblPr/>
